--- a/assets/lectures/student-question-assessment/worksheets/weather-question-worksheet-blank.docx
+++ b/assets/lectures/student-question-assessment/worksheets/weather-question-worksheet-blank.docx
@@ -316,51 +316,7 @@
                 <w:b w:val="0"/>
                 <w:sz w:val="19"/>
               </w:rPr>
-              <w:t>총 11~12차시 (예시 구성)</w:t>
-            </w:r>
-          </w:p>
-        </w:tc>
-      </w:tr>
-      <w:tr>
-        <w:tc>
-          <w:tcPr>
-            <w:tcW w:type="dxa" w:w="2120"/>
-            <w:vAlign w:val="center"/>
-          </w:tcPr>
-          <w:p>
-            <w:r>
-              <w:rPr>
-                <w:rFonts w:ascii="맑은 고딕" w:hAnsi="맑은 고딕" w:eastAsia="맑은 고딕" w:cs="맑은 고딕"/>
-              </w:rPr>
-            </w:r>
-            <w:r>
-              <w:rPr>
-                <w:rFonts w:ascii="맑은 고딕" w:hAnsi="맑은 고딕" w:eastAsia="맑은 고딕" w:cs="맑은 고딕"/>
-                <w:b w:val="0"/>
-                <w:sz w:val="19"/>
-              </w:rPr>
-              <w:t>단원 관통 프로젝트</w:t>
-            </w:r>
-          </w:p>
-        </w:tc>
-        <w:tc>
-          <w:tcPr>
-            <w:tcW w:type="dxa" w:w="7517"/>
-            <w:vAlign w:val="center"/>
-          </w:tcPr>
-          <w:p>
-            <w:r>
-              <w:rPr>
-                <w:rFonts w:ascii="맑은 고딕" w:hAnsi="맑은 고딕" w:eastAsia="맑은 고딕" w:cs="맑은 고딕"/>
-              </w:rPr>
-            </w:r>
-            <w:r>
-              <w:rPr>
-                <w:rFonts w:ascii="맑은 고딕" w:hAnsi="맑은 고딕" w:eastAsia="맑은 고딕" w:cs="맑은 고딕"/>
-                <w:b w:val="0"/>
-                <w:sz w:val="19"/>
-              </w:rPr>
-              <w:t>‘우리 반 기상 관측단’ → 자료를 모아 ‘우리 반 일기예보’ 제작·발표</w:t>
+              <w:t>12</w:t>
             </w:r>
           </w:p>
         </w:tc>
@@ -396,54 +352,114 @@
         <w:t>영역:  지구와 우주</w:t>
       </w:r>
     </w:p>
-    <w:p>
-      <w:r>
-        <w:rPr>
-          <w:rFonts w:ascii="맑은 고딕" w:hAnsi="맑은 고딕" w:eastAsia="맑은 고딕" w:cs="맑은 고딕"/>
-          <w:b w:val="0"/>
-          <w:sz w:val="21"/>
-        </w:rPr>
-        <w:t>핵심 아이디어</w:t>
-      </w:r>
-    </w:p>
+    <w:tbl>
+      <w:tblPr>
+        <w:tblStyle w:val="TableGrid"/>
+        <w:tblW w:type="auto" w:w="0"/>
+        <w:tblLayout w:type="fixed"/>
+        <w:tblLook w:firstColumn="1" w:firstRow="1" w:lastColumn="0" w:lastRow="0" w:noHBand="0" w:noVBand="1" w:val="04A0"/>
+      </w:tblPr>
+      <w:tblGrid>
+        <w:gridCol w:w="4819"/>
+        <w:gridCol w:w="4819"/>
+      </w:tblGrid>
+      <w:tr>
+        <w:tc>
+          <w:tcPr>
+            <w:tcW w:type="dxa" w:w="2120"/>
+            <w:shd w:val="clear" w:fill="1F3A5F"/>
+            <w:vAlign w:val="center"/>
+          </w:tcPr>
+          <w:p>
+            <w:r>
+              <w:rPr>
+                <w:rFonts w:ascii="맑은 고딕" w:hAnsi="맑은 고딕" w:eastAsia="맑은 고딕" w:cs="맑은 고딕"/>
+              </w:rPr>
+            </w:r>
+            <w:r>
+              <w:rPr>
+                <w:rFonts w:ascii="맑은 고딕" w:hAnsi="맑은 고딕" w:eastAsia="맑은 고딕" w:cs="맑은 고딕"/>
+                <w:b/>
+                <w:color w:val="FFFFFF"/>
+                <w:sz w:val="20"/>
+              </w:rPr>
+              <w:t>구분</w:t>
+            </w:r>
+          </w:p>
+        </w:tc>
+        <w:tc>
+          <w:tcPr>
+            <w:tcW w:type="dxa" w:w="7517"/>
+            <w:shd w:val="clear" w:fill="1F3A5F"/>
+            <w:vAlign w:val="center"/>
+          </w:tcPr>
+          <w:p>
+            <w:r>
+              <w:rPr>
+                <w:rFonts w:ascii="맑은 고딕" w:hAnsi="맑은 고딕" w:eastAsia="맑은 고딕" w:cs="맑은 고딕"/>
+              </w:rPr>
+            </w:r>
+            <w:r>
+              <w:rPr>
+                <w:rFonts w:ascii="맑은 고딕" w:hAnsi="맑은 고딕" w:eastAsia="맑은 고딕" w:cs="맑은 고딕"/>
+                <w:b/>
+                <w:color w:val="FFFFFF"/>
+                <w:sz w:val="20"/>
+              </w:rPr>
+              <w:t>내용</w:t>
+            </w:r>
+          </w:p>
+        </w:tc>
+      </w:tr>
+      <w:tr>
+        <w:tc>
+          <w:tcPr>
+            <w:tcW w:type="dxa" w:w="2120"/>
+            <w:vAlign w:val="center"/>
+          </w:tcPr>
+          <w:p>
+            <w:r>
+              <w:rPr>
+                <w:rFonts w:ascii="맑은 고딕" w:hAnsi="맑은 고딕" w:eastAsia="맑은 고딕" w:cs="맑은 고딕"/>
+              </w:rPr>
+            </w:r>
+            <w:r>
+              <w:rPr>
+                <w:rFonts w:ascii="맑은 고딕" w:hAnsi="맑은 고딕" w:eastAsia="맑은 고딕" w:cs="맑은 고딕"/>
+                <w:b w:val="0"/>
+                <w:sz w:val="19"/>
+              </w:rPr>
+              <w:t>핵심 아이디어</w:t>
+            </w:r>
+          </w:p>
+        </w:tc>
+        <w:tc>
+          <w:tcPr>
+            <w:tcW w:type="dxa" w:w="7517"/>
+            <w:vAlign w:val="center"/>
+          </w:tcPr>
+          <w:p>
+            <w:r>
+              <w:rPr>
+                <w:rFonts w:ascii="맑은 고딕" w:hAnsi="맑은 고딕" w:eastAsia="맑은 고딕" w:cs="맑은 고딕"/>
+              </w:rPr>
+            </w:r>
+            <w:r>
+              <w:rPr>
+                <w:rFonts w:ascii="맑은 고딕" w:hAnsi="맑은 고딕" w:eastAsia="맑은 고딕" w:cs="맑은 고딕"/>
+                <w:b w:val="0"/>
+                <w:sz w:val="19"/>
+              </w:rPr>
+              <w:t>지구의 기후시스템은 태양 복사와 지구 복사, 인간 활동 등의 영향을 받으며, 이러한 요인들이 복합적으로 상호작용하여 나타난 기상 현상과 기후변화는 우리 생활과 지속가능성에 영향을 미친다.</w:t>
+            </w:r>
+          </w:p>
+        </w:tc>
+      </w:tr>
+    </w:tbl>
     <w:p>
       <w:pPr>
-        <w:pStyle w:val="ListBullet"/>
+        <w:spacing w:after="40"/>
       </w:pPr>
-      <w:r>
-        <w:rPr>
-          <w:rFonts w:ascii="맑은 고딕" w:hAnsi="맑은 고딕" w:eastAsia="맑은 고딕" w:cs="맑은 고딕"/>
-          <w:b w:val="0"/>
-          <w:sz w:val="21"/>
-        </w:rPr>
-        <w:t>대기 중의 물은 상태를 바꾸며 순환하고, 그 과정에서 이슬·안개·구름·비·눈 같은 다양한 기상 현상이 나타난다.</w:t>
-      </w:r>
-    </w:p>
-    <w:p>
-      <w:pPr>
-        <w:pStyle w:val="ListBullet"/>
-      </w:pPr>
-      <w:r>
-        <w:rPr>
-          <w:rFonts w:ascii="맑은 고딕" w:hAnsi="맑은 고딕" w:eastAsia="맑은 고딕" w:cs="맑은 고딕"/>
-          <w:b w:val="0"/>
-          <w:sz w:val="21"/>
-        </w:rPr>
-        <w:t>기압의 차이는 공기를 움직여 바람을 만들고, 우리나라에 영향을 주는 공기 덩어리의 이동은 계절별 날씨를 결정한다.</w:t>
-      </w:r>
-    </w:p>
-    <w:p>
-      <w:pPr>
-        <w:pStyle w:val="ListBullet"/>
-      </w:pPr>
-      <w:r>
-        <w:rPr>
-          <w:rFonts w:ascii="맑은 고딕" w:hAnsi="맑은 고딕" w:eastAsia="맑은 고딕" w:cs="맑은 고딕"/>
-          <w:b w:val="0"/>
-          <w:sz w:val="21"/>
-        </w:rPr>
-        <w:t>사람은 날씨를 관측·해석하여 생활을 조절하고 위험에 대비한다.</w:t>
-      </w:r>
     </w:p>
     <w:tbl>
       <w:tblPr>
@@ -499,7 +515,7 @@
                 <w:color w:val="FFFFFF"/>
                 <w:sz w:val="20"/>
               </w:rPr>
-              <w:t>5~6학년군 내용</w:t>
+              <w:t>5~6학년군</w:t>
             </w:r>
           </w:p>
         </w:tc>
@@ -543,67 +559,7 @@
                 <w:b w:val="0"/>
                 <w:sz w:val="19"/>
               </w:rPr>
-              <w:t>습도</w:t>
-            </w:r>
-          </w:p>
-          <w:p>
-            <w:r>
-              <w:rPr>
-                <w:rFonts w:ascii="맑은 고딕" w:hAnsi="맑은 고딕" w:eastAsia="맑은 고딕" w:cs="맑은 고딕"/>
-                <w:b w:val="0"/>
-                <w:sz w:val="19"/>
-              </w:rPr>
-              <w:t>이슬·안개·구름의 생성</w:t>
-            </w:r>
-          </w:p>
-          <w:p>
-            <w:r>
-              <w:rPr>
-                <w:rFonts w:ascii="맑은 고딕" w:hAnsi="맑은 고딕" w:eastAsia="맑은 고딕" w:cs="맑은 고딕"/>
-                <w:b w:val="0"/>
-                <w:sz w:val="19"/>
-              </w:rPr>
-              <w:t>비와 눈</w:t>
-            </w:r>
-          </w:p>
-          <w:p>
-            <w:r>
-              <w:rPr>
-                <w:rFonts w:ascii="맑은 고딕" w:hAnsi="맑은 고딕" w:eastAsia="맑은 고딕" w:cs="맑은 고딕"/>
-                <w:b w:val="0"/>
-                <w:sz w:val="19"/>
-              </w:rPr>
-              <w:t>고기압과 저기압</w:t>
-            </w:r>
-          </w:p>
-          <w:p>
-            <w:r>
-              <w:rPr>
-                <w:rFonts w:ascii="맑은 고딕" w:hAnsi="맑은 고딕" w:eastAsia="맑은 고딕" w:cs="맑은 고딕"/>
-                <w:b w:val="0"/>
-                <w:sz w:val="19"/>
-              </w:rPr>
-              <w:t>바람(해풍·육풍)</w:t>
-            </w:r>
-          </w:p>
-          <w:p>
-            <w:r>
-              <w:rPr>
-                <w:rFonts w:ascii="맑은 고딕" w:hAnsi="맑은 고딕" w:eastAsia="맑은 고딕" w:cs="맑은 고딕"/>
-                <w:b w:val="0"/>
-                <w:sz w:val="19"/>
-              </w:rPr>
-              <w:t>계절별 날씨와 공기 덩어리</w:t>
-            </w:r>
-          </w:p>
-          <w:p>
-            <w:r>
-              <w:rPr>
-                <w:rFonts w:ascii="맑은 고딕" w:hAnsi="맑은 고딕" w:eastAsia="맑은 고딕" w:cs="맑은 고딕"/>
-                <w:b w:val="0"/>
-                <w:sz w:val="19"/>
-              </w:rPr>
-              <w:t>날씨와 우리 생활</w:t>
+              <w:t>• 날씨와 기상 요소  • 이슬, 안개, 구름  • 고기압과 저기압</w:t>
             </w:r>
           </w:p>
         </w:tc>
@@ -649,7 +605,7 @@
                 <w:b w:val="0"/>
                 <w:sz w:val="19"/>
               </w:rPr>
-              <w:t>기상 요소(습도·기온 등) 측정하기</w:t>
+              <w:t>• 자연과 일상생활에서 지구와 우주 관련 문제 인식하기</w:t>
             </w:r>
           </w:p>
           <w:p>
@@ -659,7 +615,7 @@
                 <w:b w:val="0"/>
                 <w:sz w:val="19"/>
               </w:rPr>
-              <w:t>관찰·자료를 근거로 기상 현상의 원인 설명하기</w:t>
+              <w:t>• 문제를 해결하기 위한 탐구 설계하기</w:t>
             </w:r>
           </w:p>
           <w:p>
@@ -669,7 +625,7 @@
                 <w:b w:val="0"/>
                 <w:sz w:val="19"/>
               </w:rPr>
-              <w:t>자료를 해석해 날씨 변화 예상하기</w:t>
+              <w:t>• 관찰, 측정, 분류, 예상, 추리 등을 통해 자료를 수집하고 비교 분석하기</w:t>
             </w:r>
           </w:p>
           <w:p>
@@ -679,7 +635,27 @@
                 <w:b w:val="0"/>
                 <w:sz w:val="19"/>
               </w:rPr>
-              <w:t>날씨 정보를 생활 문제 해결에 활용하기</w:t>
+              <w:t>• 수학적 사고, 컴퓨터 및 모형 활용하기</w:t>
+            </w:r>
+          </w:p>
+          <w:p>
+            <w:r>
+              <w:rPr>
+                <w:rFonts w:ascii="맑은 고딕" w:hAnsi="맑은 고딕" w:eastAsia="맑은 고딕" w:cs="맑은 고딕"/>
+                <w:b w:val="0"/>
+                <w:sz w:val="19"/>
+              </w:rPr>
+              <w:t>• 결론을 도출하고, 지구와 우주 관련 상황에 적용 설명하기</w:t>
+            </w:r>
+          </w:p>
+          <w:p>
+            <w:r>
+              <w:rPr>
+                <w:rFonts w:ascii="맑은 고딕" w:hAnsi="맑은 고딕" w:eastAsia="맑은 고딕" w:cs="맑은 고딕"/>
+                <w:b w:val="0"/>
+                <w:sz w:val="19"/>
+              </w:rPr>
+              <w:t>• 자신의 생각과 주장을 과학적 언어를 사용하여 다양한 방식으로 표현하고 공유하기</w:t>
             </w:r>
           </w:p>
         </w:tc>
@@ -723,7 +699,53 @@
                 <w:b w:val="0"/>
                 <w:sz w:val="19"/>
               </w:rPr>
-              <w:t>날씨 현상에 대한 호기심</w:t>
+              <w:t>• 과학 활동의 윤리성  • 과학 문제 해결에 대한 개방성  • 안전 지속 가능 사회에 기여  • 과학 문화 향유</w:t>
+            </w:r>
+          </w:p>
+        </w:tc>
+      </w:tr>
+      <w:tr>
+        <w:tc>
+          <w:tcPr>
+            <w:tcW w:type="dxa" w:w="2120"/>
+            <w:vAlign w:val="center"/>
+            <w:shd w:val="clear" w:fill="F5F8FC"/>
+          </w:tcPr>
+          <w:p>
+            <w:r>
+              <w:rPr>
+                <w:rFonts w:ascii="맑은 고딕" w:hAnsi="맑은 고딕" w:eastAsia="맑은 고딕" w:cs="맑은 고딕"/>
+              </w:rPr>
+            </w:r>
+            <w:r>
+              <w:rPr>
+                <w:rFonts w:ascii="맑은 고딕" w:hAnsi="맑은 고딕" w:eastAsia="맑은 고딕" w:cs="맑은 고딕"/>
+                <w:b w:val="0"/>
+                <w:sz w:val="19"/>
+              </w:rPr>
+              <w:t>성취기준</w:t>
+            </w:r>
+          </w:p>
+        </w:tc>
+        <w:tc>
+          <w:tcPr>
+            <w:tcW w:type="dxa" w:w="7517"/>
+            <w:vAlign w:val="center"/>
+            <w:shd w:val="clear" w:fill="F5F8FC"/>
+          </w:tcPr>
+          <w:p>
+            <w:r>
+              <w:rPr>
+                <w:rFonts w:ascii="맑은 고딕" w:hAnsi="맑은 고딕" w:eastAsia="맑은 고딕" w:cs="맑은 고딕"/>
+              </w:rPr>
+            </w:r>
+            <w:r>
+              <w:rPr>
+                <w:rFonts w:ascii="맑은 고딕" w:hAnsi="맑은 고딕" w:eastAsia="맑은 고딕" w:cs="맑은 고딕"/>
+                <w:b w:val="0"/>
+                <w:sz w:val="19"/>
+              </w:rPr>
+              <w:t>[6과06-01] 기상 요소를 조사하고, 날씨가 우리 생활에 주는 영향을 인식할 수 있다.</w:t>
             </w:r>
           </w:p>
           <w:p>
@@ -733,7 +755,7 @@
                 <w:b w:val="0"/>
                 <w:sz w:val="19"/>
               </w:rPr>
-              <w:t>증거(자료)에 근거해 판단하려는 태도</w:t>
+              <w:t>[6과06-02] 이슬, 안개, 구름을 관찰하고, 공통점과 차이점을 찾을 수 있다.</w:t>
             </w:r>
           </w:p>
           <w:p>
@@ -743,7 +765,7 @@
                 <w:b w:val="0"/>
                 <w:sz w:val="19"/>
               </w:rPr>
-              <w:t>기후·날씨 변화에 책임 있게 대응하는 생활 태도</w:t>
+              <w:t>[6과06-03] 고기압과 저기압의 분포에 따른 날씨의 특징을 기상 요소로 표현할 수 있다.</w:t>
             </w:r>
           </w:p>
         </w:tc>
@@ -753,97 +775,6 @@
       <w:pPr>
         <w:spacing w:after="40"/>
       </w:pPr>
-    </w:p>
-    <w:p>
-      <w:r>
-        <w:rPr>
-          <w:rFonts w:ascii="맑은 고딕" w:hAnsi="맑은 고딕" w:eastAsia="맑은 고딕" w:cs="맑은 고딕"/>
-          <w:b w:val="0"/>
-          <w:sz w:val="21"/>
-        </w:rPr>
-        <w:t>성취기준</w:t>
-      </w:r>
-    </w:p>
-    <w:p>
-      <w:pPr>
-        <w:pStyle w:val="ListBullet"/>
-      </w:pPr>
-      <w:r>
-        <w:rPr>
-          <w:rFonts w:ascii="맑은 고딕" w:hAnsi="맑은 고딕" w:eastAsia="맑은 고딕" w:cs="맑은 고딕"/>
-          <w:b w:val="0"/>
-          <w:sz w:val="21"/>
-        </w:rPr>
-        <w:t>습도를 측정하고, 습도가 우리 생활에 영향을 주는 사례를 조사한다.</w:t>
-      </w:r>
-    </w:p>
-    <w:p>
-      <w:pPr>
-        <w:pStyle w:val="ListBullet"/>
-      </w:pPr>
-      <w:r>
-        <w:rPr>
-          <w:rFonts w:ascii="맑은 고딕" w:hAnsi="맑은 고딕" w:eastAsia="맑은 고딕" w:cs="맑은 고딕"/>
-          <w:b w:val="0"/>
-          <w:sz w:val="21"/>
-        </w:rPr>
-        <w:t>이슬·안개·구름의 생성 과정을 이해하고, 비와 눈이 내리는 과정을 설명한다.</w:t>
-      </w:r>
-    </w:p>
-    <w:p>
-      <w:pPr>
-        <w:pStyle w:val="ListBullet"/>
-      </w:pPr>
-      <w:r>
-        <w:rPr>
-          <w:rFonts w:ascii="맑은 고딕" w:hAnsi="맑은 고딕" w:eastAsia="맑은 고딕" w:cs="맑은 고딕"/>
-          <w:b w:val="0"/>
-          <w:sz w:val="21"/>
-        </w:rPr>
-        <w:t>고기압과 저기압을 알고, 바람이 부는 까닭을 기압과 관련지어 설명한다.</w:t>
-      </w:r>
-    </w:p>
-    <w:p>
-      <w:pPr>
-        <w:pStyle w:val="ListBullet"/>
-      </w:pPr>
-      <w:r>
-        <w:rPr>
-          <w:rFonts w:ascii="맑은 고딕" w:hAnsi="맑은 고딕" w:eastAsia="맑은 고딕" w:cs="맑은 고딕"/>
-          <w:b w:val="0"/>
-          <w:sz w:val="21"/>
-        </w:rPr>
-        <w:t>계절별 날씨의 특징을 우리나라에 영향을 주는 공기 덩어리와 관련지어 설명한다.</w:t>
-      </w:r>
-    </w:p>
-    <w:p>
-      <w:pPr>
-        <w:pStyle w:val="ListBullet"/>
-      </w:pPr>
-      <w:r>
-        <w:rPr>
-          <w:rFonts w:ascii="맑은 고딕" w:hAnsi="맑은 고딕" w:eastAsia="맑은 고딕" w:cs="맑은 고딕"/>
-          <w:b w:val="0"/>
-          <w:sz w:val="21"/>
-        </w:rPr>
-        <w:t>날씨가 우리 생활에 주는 영향을 조사하고, 날씨에 대처하는 방법을 발표한다.</w:t>
-      </w:r>
-    </w:p>
-    <w:p>
-      <w:pPr>
-        <w:shd w:val="clear" w:fill="E8EFF7"/>
-        <w:spacing w:before="80" w:after="80"/>
-      </w:pPr>
-      <w:r>
-        <w:rPr>
-          <w:rFonts w:ascii="맑은 고딕" w:hAnsi="맑은 고딕" w:eastAsia="맑은 고딕" w:cs="맑은 고딕"/>
-          <w:b w:val="0"/>
-          <w:i/>
-          <w:color w:val="333333"/>
-          <w:sz w:val="19"/>
-        </w:rPr>
-        <w:t>※ 성취기준 문장은 2022 개정 과학과 「날씨와 우리 생활」의 내용을 반영한 것이다. 성취기준 코드([6과○○-○○])는 학교에서 사용하는 교육과정 원문으로 확인해 기입한다.</w:t>
-      </w:r>
     </w:p>
     <w:tbl>
       <w:tblPr>
@@ -943,7 +874,27 @@
                 <w:b w:val="0"/>
                 <w:sz w:val="19"/>
               </w:rPr>
-              <w:t>이 단원은 ‘대기 중 물의 순환’과 ‘기압 차에 따른 대기의 운동’이라는 두 축으로 날씨를 설명한다. 습도·이슬·안개·구름·비·눈은 물의 상태 변화(증발·응결)로, 바람과 계절별 날씨는 기압 차와 공기 덩어리의 성질·이동으로 다룬다. 대기 대순환의 정량적 설명보다, 학생이 실제 날씨 자료(일기도·기상 앱·직접 측정값)를 해석하고 자신의 생활과 연결짓는 데 초점을 둔다.</w:t>
+              <w:t>[6과06-01] 기상 요소는 기온, 바람, 습도, 구름의 양, 강수량을 중심으로 다루고, 기상 자료에서 규칙성을 파악하도록 한다.</w:t>
+            </w:r>
+          </w:p>
+          <w:p>
+            <w:r>
+              <w:rPr>
+                <w:rFonts w:ascii="맑은 고딕" w:hAnsi="맑은 고딕" w:eastAsia="맑은 고딕" w:cs="맑은 고딕"/>
+                <w:b w:val="0"/>
+                <w:sz w:val="19"/>
+              </w:rPr>
+              <w:t>[6과06-02] 구름에서 비와 눈이 내리는 과정을 다루지 않고 현상을 중심으로 다루며, 단열 팽창과 관련된 구름의 생성 과정은 다루지 않는다.</w:t>
+            </w:r>
+          </w:p>
+          <w:p>
+            <w:r>
+              <w:rPr>
+                <w:rFonts w:ascii="맑은 고딕" w:hAnsi="맑은 고딕" w:eastAsia="맑은 고딕" w:cs="맑은 고딕"/>
+                <w:b w:val="0"/>
+                <w:sz w:val="19"/>
+              </w:rPr>
+              <w:t>[6과06-03] 고기압과 저기압의 날씨와 고기압에서 저기압으로 부는 바람의 방향을 이해하는 수준에서 현상 중심으로 다룬다.</w:t>
             </w:r>
           </w:p>
         </w:tc>
@@ -989,7 +940,7 @@
                 <w:b w:val="0"/>
                 <w:sz w:val="19"/>
               </w:rPr>
-              <w:t>개념마다 직접 측정·모형실험(습도계, 응결 관찰, 해풍·육풍 모형)과 실제 기상 자료 해석을 함께 쓴다.</w:t>
+              <w:t>• 날씨는 학생들이 매일 접하는 자연 현상으로, 관찰과 실험을 중심으로 한 탐구 활동의 좋은 소재가 된다. 따라서 관찰과 실험을 중심으로 여러 가지 기상 요소의 특징을 이해하고, 우리 생활과 관련짓도록 한다.</w:t>
             </w:r>
           </w:p>
           <w:p>
@@ -999,17 +950,7 @@
                 <w:b w:val="0"/>
                 <w:sz w:val="19"/>
               </w:rPr>
-              <w:t>우리 지역의 실제 날씨(폭염·한파·미세먼지·장마)와 연결해 학생의 삶에 밀착시킨다.</w:t>
-            </w:r>
-          </w:p>
-          <w:p>
-            <w:r>
-              <w:rPr>
-                <w:rFonts w:ascii="맑은 고딕" w:hAnsi="맑은 고딕" w:eastAsia="맑은 고딕" w:cs="맑은 고딕"/>
-                <w:b w:val="0"/>
-                <w:sz w:val="19"/>
-              </w:rPr>
-              <w:t>계절별 날씨는 우리나라에 영향을 주는 공기 덩어리(시베리아·양쯔강·오호츠크해·북태평양)의 성질과 연결해 설명한다.</w:t>
+              <w:t>• 이슬, 안개 발생 실험 과정에서 응결 현상을 중심으로 설명하고, 단열 팽창 실험 기구를 활용하지 않는다.</w:t>
             </w:r>
           </w:p>
         </w:tc>

--- a/assets/lectures/student-question-assessment/worksheets/weather-question-worksheet-blank.docx
+++ b/assets/lectures/student-question-assessment/worksheets/weather-question-worksheet-blank.docx
@@ -1447,7 +1447,7 @@
                 <w:color w:val="555555"/>
                 <w:sz w:val="19"/>
               </w:rPr>
-              <w:t>［ 사진·자료 자리 ］  질문 초점으로 쓸 사진·자료를 붙이는 자리 (예: 찬 물컵 물방울, 하늘·일기예보 화면)</w:t>
+              <w:t>［ 사진·자료 자리 ］  질문 초점으로 쓸 사진·자료를 붙이는 자리 (예: 비 오는 날 그림, 일기예보 화면 등)</w:t>
             </w:r>
           </w:p>
         </w:tc>

--- a/assets/lectures/student-question-assessment/worksheets/weather-question-worksheet-blank.docx
+++ b/assets/lectures/student-question-assessment/worksheets/weather-question-worksheet-blank.docx
@@ -3520,7 +3520,7 @@
       <w:tr>
         <w:tc>
           <w:tcPr>
-            <w:tcW w:type="dxa" w:w="3213"/>
+            <w:tcW w:type="dxa" w:w="1157"/>
             <w:shd w:val="clear" w:fill="1F3A5F"/>
             <w:vAlign w:val="center"/>
           </w:tcPr>
@@ -3543,7 +3543,7 @@
         </w:tc>
         <w:tc>
           <w:tcPr>
-            <w:tcW w:type="dxa" w:w="3213"/>
+            <w:tcW w:type="dxa" w:w="6168"/>
             <w:shd w:val="clear" w:fill="1F3A5F"/>
             <w:vAlign w:val="center"/>
           </w:tcPr>
@@ -3566,7 +3566,7 @@
         </w:tc>
         <w:tc>
           <w:tcPr>
-            <w:tcW w:type="dxa" w:w="3213"/>
+            <w:tcW w:type="dxa" w:w="2313"/>
             <w:shd w:val="clear" w:fill="1F3A5F"/>
             <w:vAlign w:val="center"/>
           </w:tcPr>
@@ -3591,7 +3591,7 @@
       <w:tr>
         <w:tc>
           <w:tcPr>
-            <w:tcW w:type="dxa" w:w="3213"/>
+            <w:tcW w:type="dxa" w:w="1157"/>
             <w:vAlign w:val="center"/>
           </w:tcPr>
           <w:p>
@@ -3612,7 +3612,7 @@
         </w:tc>
         <w:tc>
           <w:tcPr>
-            <w:tcW w:type="dxa" w:w="3213"/>
+            <w:tcW w:type="dxa" w:w="6168"/>
             <w:vAlign w:val="center"/>
           </w:tcPr>
           <w:p>
@@ -3653,7 +3653,7 @@
         </w:tc>
         <w:tc>
           <w:tcPr>
-            <w:tcW w:type="dxa" w:w="3213"/>
+            <w:tcW w:type="dxa" w:w="2313"/>
             <w:vAlign w:val="center"/>
           </w:tcPr>
           <w:p>
@@ -3676,7 +3676,7 @@
       <w:tr>
         <w:tc>
           <w:tcPr>
-            <w:tcW w:type="dxa" w:w="3213"/>
+            <w:tcW w:type="dxa" w:w="1157"/>
             <w:vAlign w:val="center"/>
             <w:shd w:val="clear" w:fill="F5F8FC"/>
           </w:tcPr>
@@ -3698,7 +3698,7 @@
         </w:tc>
         <w:tc>
           <w:tcPr>
-            <w:tcW w:type="dxa" w:w="3213"/>
+            <w:tcW w:type="dxa" w:w="6168"/>
             <w:vAlign w:val="center"/>
             <w:shd w:val="clear" w:fill="F5F8FC"/>
           </w:tcPr>
@@ -3750,7 +3750,7 @@
         </w:tc>
         <w:tc>
           <w:tcPr>
-            <w:tcW w:type="dxa" w:w="3213"/>
+            <w:tcW w:type="dxa" w:w="2313"/>
             <w:vAlign w:val="center"/>
             <w:shd w:val="clear" w:fill="F5F8FC"/>
           </w:tcPr>
@@ -3774,7 +3774,7 @@
       <w:tr>
         <w:tc>
           <w:tcPr>
-            <w:tcW w:type="dxa" w:w="3213"/>
+            <w:tcW w:type="dxa" w:w="1157"/>
             <w:vAlign w:val="center"/>
           </w:tcPr>
           <w:p>
@@ -3795,7 +3795,7 @@
         </w:tc>
         <w:tc>
           <w:tcPr>
-            <w:tcW w:type="dxa" w:w="3213"/>
+            <w:tcW w:type="dxa" w:w="6168"/>
             <w:vAlign w:val="center"/>
           </w:tcPr>
           <w:p>
@@ -3826,7 +3826,7 @@
         </w:tc>
         <w:tc>
           <w:tcPr>
-            <w:tcW w:type="dxa" w:w="3213"/>
+            <w:tcW w:type="dxa" w:w="2313"/>
             <w:vAlign w:val="center"/>
           </w:tcPr>
           <w:p>

--- a/assets/lectures/student-question-assessment/worksheets/weather-question-worksheet-blank.docx
+++ b/assets/lectures/student-question-assessment/worksheets/weather-question-worksheet-blank.docx
@@ -316,7 +316,7 @@
                 <w:b w:val="0"/>
                 <w:sz w:val="19"/>
               </w:rPr>
-              <w:t>12</w:t>
+              <w:t>11</w:t>
             </w:r>
           </w:p>
         </w:tc>
